--- a/landing/src/content/docs/reference/tools.md.docx
+++ b/landing/src/content/docs/reference/tools.md.docx
@@ -50,7 +50,7 @@
         <w:rPr>
           <w:rtl w:val="0"/>
         </w:rPr>
-        <w:t xml:space="preserve">title: Built-in tools reference description: All 53 built-in tool names, grouped by job with mode, approval, output, and limit boundaries. section: reference order: 2 type: reference audience: Advanced users owner: Vyotiq product sources:</w:t>
+        <w:t xml:space="preserve">title: Built-in tools reference description: All 59 built-in tool names, grouped by job with mode, approval, output, and limit boundaries. section: reference order: 2 type: reference audience: Advanced users owner: Vyotiq product sources:</w:t>
       </w:r>
     </w:p>
     <w:p>
@@ -85,6 +85,7 @@
           <w:numId w:val="1"/>
         </w:numPr>
         <w:ind w:left="720" w:hanging="360"/>
+        <w:rPr/>
       </w:pPr>
       <w:r>
         <w:rPr>
@@ -100,6 +101,7 @@
           <w:numId w:val="1"/>
         </w:numPr>
         <w:ind w:left="720" w:hanging="360"/>
+        <w:rPr/>
       </w:pPr>
       <w:r>
         <w:rPr>
@@ -115,6 +117,7 @@
           <w:numId w:val="1"/>
         </w:numPr>
         <w:ind w:left="720" w:hanging="360"/>
+        <w:rPr/>
       </w:pPr>
       <w:r>
         <w:rPr>
@@ -130,6 +133,7 @@
           <w:numId w:val="1"/>
         </w:numPr>
         <w:ind w:left="720" w:hanging="360"/>
+        <w:rPr/>
       </w:pPr>
       <w:r>
         <w:rPr>
@@ -145,6 +149,7 @@
           <w:numId w:val="1"/>
         </w:numPr>
         <w:ind w:left="720" w:hanging="360"/>
+        <w:rPr/>
       </w:pPr>
       <w:r>
         <w:rPr>
@@ -160,6 +165,7 @@
           <w:numId w:val="1"/>
         </w:numPr>
         <w:ind w:left="720" w:hanging="360"/>
+        <w:rPr/>
       </w:pPr>
       <w:r>
         <w:rPr>
@@ -357,7 +363,7 @@
         <w:pStyle w:val="Heading2"/>
         <w:rPr/>
       </w:pPr>
-      <w:bookmarkStart w:colFirst="0" w:colLast="0" w:name="_22qc1ju6qujq" w:id="0"/>
+      <w:bookmarkStart w:colFirst="0" w:colLast="0" w:name="_uaimr22ulv8o" w:id="0"/>
       <w:bookmarkEnd w:id="0"/>
       <w:r>
         <w:rPr>
@@ -373,6 +379,7 @@
           <w:numId w:val="1"/>
         </w:numPr>
         <w:ind w:left="720" w:hanging="360"/>
+        <w:rPr/>
       </w:pPr>
       <w:r>
         <w:rPr>
@@ -396,6 +403,7 @@
           <w:numId w:val="1"/>
         </w:numPr>
         <w:ind w:left="720" w:hanging="360"/>
+        <w:rPr/>
       </w:pPr>
       <w:r>
         <w:rPr>
@@ -419,6 +427,7 @@
           <w:numId w:val="1"/>
         </w:numPr>
         <w:ind w:left="720" w:hanging="360"/>
+        <w:rPr/>
       </w:pPr>
       <w:r>
         <w:rPr>
@@ -442,6 +451,7 @@
           <w:numId w:val="1"/>
         </w:numPr>
         <w:ind w:left="720" w:hanging="360"/>
+        <w:rPr/>
       </w:pPr>
       <w:r>
         <w:rPr>
@@ -465,6 +475,7 @@
           <w:numId w:val="1"/>
         </w:numPr>
         <w:ind w:left="720" w:hanging="360"/>
+        <w:rPr/>
       </w:pPr>
       <w:r>
         <w:rPr>
@@ -488,6 +499,7 @@
           <w:numId w:val="1"/>
         </w:numPr>
         <w:ind w:left="720" w:hanging="360"/>
+        <w:rPr/>
       </w:pPr>
       <w:r>
         <w:rPr>
@@ -520,10 +532,58 @@
     </w:p>
     <w:p>
       <w:pPr>
+        <w:numPr>
+          <w:ilvl w:val="0"/>
+          <w:numId w:val="1"/>
+        </w:numPr>
+        <w:ind w:left="720" w:hanging="360"/>
+        <w:rPr/>
+      </w:pPr>
+      <w:r>
+        <w:rPr>
+          <w:rFonts w:ascii="Roboto Mono" w:cs="Roboto Mono" w:eastAsia="Roboto Mono" w:hAnsi="Roboto Mono"/>
+          <w:color w:val="188038"/>
+          <w:rtl w:val="0"/>
+        </w:rPr>
+        <w:t xml:space="preserve">edit_notebook</w:t>
+      </w:r>
+      <w:r>
+        <w:rPr>
+          <w:rtl w:val="0"/>
+        </w:rPr>
+        <w:t xml:space="preserve"> — insert or uniquely replace one cell in a nbformat v4 .ipynb (no kernel)</w:t>
+      </w:r>
+    </w:p>
+    <w:p>
+      <w:pPr>
+        <w:numPr>
+          <w:ilvl w:val="0"/>
+          <w:numId w:val="1"/>
+        </w:numPr>
+        <w:ind w:left="720" w:hanging="360"/>
+        <w:rPr/>
+      </w:pPr>
+      <w:r>
+        <w:rPr>
+          <w:rFonts w:ascii="Roboto Mono" w:cs="Roboto Mono" w:eastAsia="Roboto Mono" w:hAnsi="Roboto Mono"/>
+          <w:color w:val="188038"/>
+          <w:rtl w:val="0"/>
+        </w:rPr>
+        <w:t xml:space="preserve">lsp</w:t>
+      </w:r>
+      <w:r>
+        <w:rPr>
+          <w:rtl w:val="0"/>
+        </w:rPr>
+        <w:t xml:space="preserve"> — language-server hover, completions, diagnostics, definition, or rename when a server is on PATH</w:t>
+      </w:r>
+    </w:p>
+    <w:p>
+      <w:pPr>
         <w:pStyle w:val="Heading2"/>
         <w:rPr/>
       </w:pPr>
-      <w:bookmarkStart w:colFirst="0" w:colLast="0" w:name="_shnnjikbwahb" w:id="1"/>
+      <w:bookmarkStart w:colFirst="0" w:colLast="0" w:name="_aadwlxtc5jaa" w:id="1"/>
       <w:bookmarkEnd w:id="1"/>
       <w:r>
         <w:rPr>
@@ -539,6 +599,7 @@
           <w:numId w:val="1"/>
         </w:numPr>
         <w:ind w:left="720" w:hanging="360"/>
+        <w:rPr/>
       </w:pPr>
       <w:r>
         <w:rPr>
@@ -562,6 +623,7 @@
           <w:numId w:val="1"/>
         </w:numPr>
         <w:ind w:left="720" w:hanging="360"/>
+        <w:rPr/>
       </w:pPr>
       <w:r>
         <w:rPr>
@@ -585,6 +647,7 @@
           <w:numId w:val="1"/>
         </w:numPr>
         <w:ind w:left="720" w:hanging="360"/>
+        <w:rPr/>
       </w:pPr>
       <w:r>
         <w:rPr>
@@ -608,6 +671,7 @@
           <w:numId w:val="1"/>
         </w:numPr>
         <w:ind w:left="720" w:hanging="360"/>
+        <w:rPr/>
       </w:pPr>
       <w:r>
         <w:rPr>
@@ -629,7 +693,7 @@
         <w:pStyle w:val="Heading2"/>
         <w:rPr/>
       </w:pPr>
-      <w:bookmarkStart w:colFirst="0" w:colLast="0" w:name="_9k9kw87mxfp" w:id="2"/>
+      <w:bookmarkStart w:colFirst="0" w:colLast="0" w:name="_yyyzsoezl8g6" w:id="2"/>
       <w:bookmarkEnd w:id="2"/>
       <w:r>
         <w:rPr>
@@ -695,6 +759,7 @@
           <w:numId w:val="1"/>
         </w:numPr>
         <w:ind w:left="720" w:hanging="360"/>
+        <w:rPr/>
       </w:pPr>
       <w:r>
         <w:rPr>
@@ -717,6 +782,7 @@
           <w:numId w:val="1"/>
         </w:numPr>
         <w:ind w:left="720" w:hanging="360"/>
+        <w:rPr/>
       </w:pPr>
       <w:r>
         <w:rPr>
@@ -739,6 +805,7 @@
           <w:numId w:val="1"/>
         </w:numPr>
         <w:ind w:left="720" w:hanging="360"/>
+        <w:rPr/>
       </w:pPr>
       <w:r>
         <w:rPr>
@@ -761,6 +828,7 @@
           <w:numId w:val="1"/>
         </w:numPr>
         <w:ind w:left="720" w:hanging="360"/>
+        <w:rPr/>
       </w:pPr>
       <w:r>
         <w:rPr>
@@ -783,6 +851,7 @@
           <w:numId w:val="1"/>
         </w:numPr>
         <w:ind w:left="720" w:hanging="360"/>
+        <w:rPr/>
       </w:pPr>
       <w:r>
         <w:rPr>
@@ -805,6 +874,7 @@
           <w:numId w:val="1"/>
         </w:numPr>
         <w:ind w:left="720" w:hanging="360"/>
+        <w:rPr/>
       </w:pPr>
       <w:r>
         <w:rPr>
@@ -827,6 +897,7 @@
           <w:numId w:val="1"/>
         </w:numPr>
         <w:ind w:left="720" w:hanging="360"/>
+        <w:rPr/>
       </w:pPr>
       <w:r>
         <w:rPr>
@@ -849,6 +920,7 @@
           <w:numId w:val="1"/>
         </w:numPr>
         <w:ind w:left="720" w:hanging="360"/>
+        <w:rPr/>
       </w:pPr>
       <w:r>
         <w:rPr>
@@ -871,6 +943,7 @@
           <w:numId w:val="1"/>
         </w:numPr>
         <w:ind w:left="720" w:hanging="360"/>
+        <w:rPr/>
       </w:pPr>
       <w:r>
         <w:rPr>
@@ -893,6 +966,7 @@
           <w:numId w:val="1"/>
         </w:numPr>
         <w:ind w:left="720" w:hanging="360"/>
+        <w:rPr/>
       </w:pPr>
       <w:r>
         <w:rPr>
@@ -915,6 +989,7 @@
           <w:numId w:val="1"/>
         </w:numPr>
         <w:ind w:left="720" w:hanging="360"/>
+        <w:rPr/>
       </w:pPr>
       <w:r>
         <w:rPr>
@@ -937,6 +1012,7 @@
           <w:numId w:val="1"/>
         </w:numPr>
         <w:ind w:left="720" w:hanging="360"/>
+        <w:rPr/>
       </w:pPr>
       <w:r>
         <w:rPr>
@@ -959,6 +1035,7 @@
           <w:numId w:val="1"/>
         </w:numPr>
         <w:ind w:left="720" w:hanging="360"/>
+        <w:rPr/>
       </w:pPr>
       <w:r>
         <w:rPr>
@@ -981,6 +1058,7 @@
           <w:numId w:val="1"/>
         </w:numPr>
         <w:ind w:left="720" w:hanging="360"/>
+        <w:rPr/>
       </w:pPr>
       <w:r>
         <w:rPr>
@@ -1003,6 +1081,7 @@
           <w:numId w:val="1"/>
         </w:numPr>
         <w:ind w:left="720" w:hanging="360"/>
+        <w:rPr/>
       </w:pPr>
       <w:r>
         <w:rPr>
@@ -1025,6 +1104,7 @@
           <w:numId w:val="1"/>
         </w:numPr>
         <w:ind w:left="720" w:hanging="360"/>
+        <w:rPr/>
       </w:pPr>
       <w:r>
         <w:rPr>
@@ -1047,6 +1127,7 @@
           <w:numId w:val="1"/>
         </w:numPr>
         <w:ind w:left="720" w:hanging="360"/>
+        <w:rPr/>
       </w:pPr>
       <w:r>
         <w:rPr>
@@ -1067,7 +1148,7 @@
         <w:pStyle w:val="Heading2"/>
         <w:rPr/>
       </w:pPr>
-      <w:bookmarkStart w:colFirst="0" w:colLast="0" w:name="_ddealkd9qnym" w:id="3"/>
+      <w:bookmarkStart w:colFirst="0" w:colLast="0" w:name="_99d7oj445qje" w:id="3"/>
       <w:bookmarkEnd w:id="3"/>
       <w:r>
         <w:rPr>
@@ -1083,6 +1164,7 @@
           <w:numId w:val="1"/>
         </w:numPr>
         <w:ind w:left="720" w:hanging="360"/>
+        <w:rPr/>
       </w:pPr>
       <w:r>
         <w:rPr>
@@ -1106,6 +1188,7 @@
           <w:numId w:val="1"/>
         </w:numPr>
         <w:ind w:left="720" w:hanging="360"/>
+        <w:rPr/>
       </w:pPr>
       <w:r>
         <w:rPr>
@@ -1152,10 +1235,34 @@
     </w:p>
     <w:p>
       <w:pPr>
+        <w:numPr>
+          <w:ilvl w:val="0"/>
+          <w:numId w:val="1"/>
+        </w:numPr>
+        <w:ind w:left="720" w:hanging="360"/>
+        <w:rPr/>
+      </w:pPr>
+      <w:r>
+        <w:rPr>
+          <w:rFonts w:ascii="Roboto Mono" w:cs="Roboto Mono" w:eastAsia="Roboto Mono" w:hAnsi="Roboto Mono"/>
+          <w:color w:val="188038"/>
+          <w:rtl w:val="0"/>
+        </w:rPr>
+        <w:t xml:space="preserve">run_tests</w:t>
+      </w:r>
+      <w:r>
+        <w:rPr>
+          <w:rtl w:val="0"/>
+        </w:rPr>
+        <w:t xml:space="preserve"> — workspace test script or an optional sandboxed command</w:t>
+      </w:r>
+    </w:p>
+    <w:p>
+      <w:pPr>
         <w:pStyle w:val="Heading2"/>
         <w:rPr/>
       </w:pPr>
-      <w:bookmarkStart w:colFirst="0" w:colLast="0" w:name="_kpim5eow33x6" w:id="4"/>
+      <w:bookmarkStart w:colFirst="0" w:colLast="0" w:name="_bz1gaemnqckb" w:id="4"/>
       <w:bookmarkEnd w:id="4"/>
       <w:r>
         <w:rPr>
@@ -1171,6 +1278,7 @@
           <w:numId w:val="1"/>
         </w:numPr>
         <w:ind w:left="720" w:hanging="360"/>
+        <w:rPr/>
       </w:pPr>
       <w:r>
         <w:rPr>
@@ -1193,6 +1301,7 @@
           <w:numId w:val="1"/>
         </w:numPr>
         <w:ind w:left="720" w:hanging="360"/>
+        <w:rPr/>
       </w:pPr>
       <w:r>
         <w:rPr>
@@ -1215,6 +1324,7 @@
           <w:numId w:val="1"/>
         </w:numPr>
         <w:ind w:left="720" w:hanging="360"/>
+        <w:rPr/>
       </w:pPr>
       <w:r>
         <w:rPr>
@@ -1233,10 +1343,106 @@
     </w:p>
     <w:p>
       <w:pPr>
+        <w:numPr>
+          <w:ilvl w:val="0"/>
+          <w:numId w:val="1"/>
+        </w:numPr>
+        <w:ind w:left="720" w:hanging="360"/>
+        <w:rPr/>
+      </w:pPr>
+      <w:r>
+        <w:rPr>
+          <w:rFonts w:ascii="Roboto Mono" w:cs="Roboto Mono" w:eastAsia="Roboto Mono" w:hAnsi="Roboto Mono"/>
+          <w:color w:val="188038"/>
+          <w:rtl w:val="0"/>
+        </w:rPr>
+        <w:t xml:space="preserve">git_apply</w:t>
+      </w:r>
+      <w:r>
+        <w:rPr>
+          <w:rtl w:val="0"/>
+        </w:rPr>
+        <w:t xml:space="preserve"> — apply a unified diff with git apply</w:t>
+      </w:r>
+    </w:p>
+    <w:p>
+      <w:pPr>
+        <w:numPr>
+          <w:ilvl w:val="0"/>
+          <w:numId w:val="1"/>
+        </w:numPr>
+        <w:ind w:left="720" w:hanging="360"/>
+        <w:rPr/>
+      </w:pPr>
+      <w:r>
+        <w:rPr>
+          <w:rFonts w:ascii="Roboto Mono" w:cs="Roboto Mono" w:eastAsia="Roboto Mono" w:hAnsi="Roboto Mono"/>
+          <w:color w:val="188038"/>
+          <w:rtl w:val="0"/>
+        </w:rPr>
+        <w:t xml:space="preserve">github_pr_create</w:t>
+      </w:r>
+      <w:r>
+        <w:rPr>
+          <w:rtl w:val="0"/>
+        </w:rPr>
+        <w:t xml:space="preserve"> — Agent-only; gh pr create (draft default)</w:t>
+      </w:r>
+    </w:p>
+    <w:p>
+      <w:pPr>
+        <w:numPr>
+          <w:ilvl w:val="0"/>
+          <w:numId w:val="1"/>
+        </w:numPr>
+        <w:ind w:left="720" w:hanging="360"/>
+        <w:rPr/>
+      </w:pPr>
+      <w:r>
+        <w:rPr>
+          <w:rFonts w:ascii="Roboto Mono" w:cs="Roboto Mono" w:eastAsia="Roboto Mono" w:hAnsi="Roboto Mono"/>
+          <w:color w:val="188038"/>
+          <w:rtl w:val="0"/>
+        </w:rPr>
+        <w:t xml:space="preserve">github_pr_review</w:t>
+      </w:r>
+      <w:r>
+        <w:rPr>
+          <w:rtl w:val="0"/>
+        </w:rPr>
+        <w:t xml:space="preserve"> — Agent-only; approve / request-changes / comment</w:t>
+      </w:r>
+    </w:p>
+    <w:p>
+      <w:pPr>
+        <w:numPr>
+          <w:ilvl w:val="0"/>
+          <w:numId w:val="1"/>
+        </w:numPr>
+        <w:ind w:left="720" w:hanging="360"/>
+        <w:rPr/>
+      </w:pPr>
+      <w:r>
+        <w:rPr>
+          <w:rFonts w:ascii="Roboto Mono" w:cs="Roboto Mono" w:eastAsia="Roboto Mono" w:hAnsi="Roboto Mono"/>
+          <w:color w:val="188038"/>
+          <w:rtl w:val="0"/>
+        </w:rPr>
+        <w:t xml:space="preserve">github_issue</w:t>
+      </w:r>
+      <w:r>
+        <w:rPr>
+          <w:rtl w:val="0"/>
+        </w:rPr>
+        <w:t xml:space="preserve"> — Agent-only; list or create</w:t>
+      </w:r>
+    </w:p>
+    <w:p>
+      <w:pPr>
         <w:pStyle w:val="Heading2"/>
         <w:rPr/>
       </w:pPr>
-      <w:bookmarkStart w:colFirst="0" w:colLast="0" w:name="_lpzz6oip4wzq" w:id="5"/>
+      <w:bookmarkStart w:colFirst="0" w:colLast="0" w:name="_tjl4ecsudjzt" w:id="5"/>
       <w:bookmarkEnd w:id="5"/>
       <w:r>
         <w:rPr>
@@ -1252,6 +1458,7 @@
           <w:numId w:val="1"/>
         </w:numPr>
         <w:ind w:left="720" w:hanging="360"/>
+        <w:rPr/>
       </w:pPr>
       <w:r>
         <w:rPr>
@@ -1274,6 +1481,7 @@
           <w:numId w:val="1"/>
         </w:numPr>
         <w:ind w:left="720" w:hanging="360"/>
+        <w:rPr/>
       </w:pPr>
       <w:r>
         <w:rPr>
@@ -1296,6 +1504,7 @@
           <w:numId w:val="1"/>
         </w:numPr>
         <w:ind w:left="720" w:hanging="360"/>
+        <w:rPr/>
       </w:pPr>
       <w:r>
         <w:rPr>
@@ -1368,7 +1577,7 @@
         <w:pStyle w:val="Heading2"/>
         <w:rPr/>
       </w:pPr>
-      <w:bookmarkStart w:colFirst="0" w:colLast="0" w:name="_p2b4ogvd1e80" w:id="6"/>
+      <w:bookmarkStart w:colFirst="0" w:colLast="0" w:name="_2f4mq6bbii5e" w:id="6"/>
       <w:bookmarkEnd w:id="6"/>
       <w:r>
         <w:rPr>
@@ -1384,6 +1593,7 @@
           <w:numId w:val="1"/>
         </w:numPr>
         <w:ind w:left="720" w:hanging="360"/>
+        <w:rPr/>
       </w:pPr>
       <w:r>
         <w:rPr>
@@ -1419,7 +1629,7 @@
         <w:pStyle w:val="Heading2"/>
         <w:rPr/>
       </w:pPr>
-      <w:bookmarkStart w:colFirst="0" w:colLast="0" w:name="_kvujh78o02yg" w:id="7"/>
+      <w:bookmarkStart w:colFirst="0" w:colLast="0" w:name="_fy3s101lz390" w:id="7"/>
       <w:bookmarkEnd w:id="7"/>
       <w:r>
         <w:rPr>
@@ -1471,6 +1681,7 @@
           <w:numId w:val="1"/>
         </w:numPr>
         <w:ind w:left="720" w:hanging="360"/>
+        <w:rPr/>
       </w:pPr>
       <w:r>
         <w:rPr>
@@ -1493,6 +1704,7 @@
           <w:numId w:val="1"/>
         </w:numPr>
         <w:ind w:left="720" w:hanging="360"/>
+        <w:rPr/>
       </w:pPr>
       <w:r>
         <w:rPr>
@@ -1515,6 +1727,7 @@
           <w:numId w:val="1"/>
         </w:numPr>
         <w:ind w:left="720" w:hanging="360"/>
+        <w:rPr/>
       </w:pPr>
       <w:r>
         <w:rPr>
@@ -1537,6 +1750,7 @@
           <w:numId w:val="1"/>
         </w:numPr>
         <w:ind w:left="720" w:hanging="360"/>
+        <w:rPr/>
       </w:pPr>
       <w:r>
         <w:rPr>
@@ -1559,6 +1773,7 @@
           <w:numId w:val="1"/>
         </w:numPr>
         <w:ind w:left="720" w:hanging="360"/>
+        <w:rPr/>
       </w:pPr>
       <w:r>
         <w:rPr>
@@ -1581,6 +1796,7 @@
           <w:numId w:val="1"/>
         </w:numPr>
         <w:ind w:left="720" w:hanging="360"/>
+        <w:rPr/>
       </w:pPr>
       <w:r>
         <w:rPr>
@@ -1603,6 +1819,7 @@
           <w:numId w:val="1"/>
         </w:numPr>
         <w:ind w:left="720" w:hanging="360"/>
+        <w:rPr/>
       </w:pPr>
       <w:r>
         <w:rPr>
@@ -1623,7 +1840,7 @@
         <w:pStyle w:val="Heading2"/>
         <w:rPr/>
       </w:pPr>
-      <w:bookmarkStart w:colFirst="0" w:colLast="0" w:name="_jbycnep1pkb8" w:id="8"/>
+      <w:bookmarkStart w:colFirst="0" w:colLast="0" w:name="_ycfd7r93bajm" w:id="8"/>
       <w:bookmarkEnd w:id="8"/>
       <w:r>
         <w:rPr>
@@ -1639,6 +1856,7 @@
           <w:numId w:val="1"/>
         </w:numPr>
         <w:ind w:left="720" w:hanging="360"/>
+        <w:rPr/>
       </w:pPr>
       <w:r>
         <w:rPr>
@@ -1662,6 +1880,7 @@
           <w:numId w:val="1"/>
         </w:numPr>
         <w:ind w:left="720" w:hanging="360"/>
+        <w:rPr/>
       </w:pPr>
       <w:r>
         <w:rPr>
@@ -1685,6 +1904,31 @@
           <w:numId w:val="1"/>
         </w:numPr>
         <w:ind w:left="720" w:hanging="360"/>
+        <w:rPr/>
+      </w:pPr>
+      <w:r>
+        <w:rPr>
+          <w:rFonts w:ascii="Roboto Mono" w:cs="Roboto Mono" w:eastAsia="Roboto Mono" w:hAnsi="Roboto Mono"/>
+          <w:color w:val="188038"/>
+          <w:rtl w:val="0"/>
+        </w:rPr>
+        <w:t xml:space="preserve">create_plan</w:t>
+      </w:r>
+      <w:r>
+        <w:rPr>
+          <w:rtl w:val="0"/>
+        </w:rPr>
+        <w:t xml:space="preserve"> — write plan.md and contract.md</w:t>
+      </w:r>
+    </w:p>
+    <w:p>
+      <w:pPr>
+        <w:numPr>
+          <w:ilvl w:val="0"/>
+          <w:numId w:val="1"/>
+        </w:numPr>
+        <w:ind w:left="720" w:hanging="360"/>
+        <w:rPr/>
       </w:pPr>
       <w:r>
         <w:rPr>
@@ -1720,7 +1964,7 @@
         <w:pStyle w:val="Heading2"/>
         <w:rPr/>
       </w:pPr>
-      <w:bookmarkStart w:colFirst="0" w:colLast="0" w:name="_ni4hevr274af" w:id="9"/>
+      <w:bookmarkStart w:colFirst="0" w:colLast="0" w:name="_1qacukza2vz6" w:id="9"/>
       <w:bookmarkEnd w:id="9"/>
       <w:r>
         <w:rPr>
@@ -1786,6 +2030,7 @@
           <w:numId w:val="1"/>
         </w:numPr>
         <w:ind w:left="720" w:hanging="360"/>
+        <w:rPr/>
       </w:pPr>
       <w:r>
         <w:rPr>
@@ -1808,6 +2053,7 @@
           <w:numId w:val="1"/>
         </w:numPr>
         <w:ind w:left="720" w:hanging="360"/>
+        <w:rPr/>
       </w:pPr>
       <w:r>
         <w:rPr>
@@ -1830,6 +2076,7 @@
           <w:numId w:val="1"/>
         </w:numPr>
         <w:ind w:left="720" w:hanging="360"/>
+        <w:rPr/>
       </w:pPr>
       <w:r>
         <w:rPr>
@@ -1852,6 +2099,7 @@
           <w:numId w:val="1"/>
         </w:numPr>
         <w:ind w:left="720" w:hanging="360"/>
+        <w:rPr/>
       </w:pPr>
       <w:r>
         <w:rPr>
@@ -1865,6 +2113,24 @@
         <w:rPr>
           <w:rtl w:val="0"/>
         </w:rPr>
+      </w:r>
+    </w:p>
+    <w:p>
+      <w:pPr>
+        <w:numPr>
+          <w:ilvl w:val="0"/>
+          <w:numId w:val="1"/>
+        </w:numPr>
+        <w:ind w:left="720" w:hanging="360"/>
+        <w:rPr/>
+      </w:pPr>
+      <w:r>
+        <w:rPr>
+          <w:rFonts w:ascii="Roboto Mono" w:cs="Roboto Mono" w:eastAsia="Roboto Mono" w:hAnsi="Roboto Mono"/>
+          <w:color w:val="188038"/>
+          <w:rtl w:val="0"/>
+        </w:rPr>
+        <w:t xml:space="preserve">cancel_agent_instance</w:t>
       </w:r>
     </w:p>
     <w:p>
